--- a/Faurecia_Korea_2026_GAI_Appendix_A_Component_Auditors_Confirmations_IN04.docx
+++ b/Faurecia_Korea_2026_GAI_Appendix_A_Component_Auditors_Confirmations_IN04.docx
@@ -158,7 +158,20 @@
                 <w:sz w:val="24"/>
                 <w:highlight w:val="yellow"/>
               </w:rPr>
-              <w:t xml:space="preserve">Mazars Sebit (Korea) – Seoul, Korea</w:t>
+              <w:t xml:space="preserve"/>
+            </w:r>
+            <w:r>
+              <w:rPr>
+                <w:sz w:val="24"/>
+                <w:highlight w:val="yellow"/>
+              </w:rPr>
+              <w:t xml:space="preserve">Forvis Mazars Sebit (Korea)</w:t>
+            </w:r>
+            <w:r>
+              <w:rPr>
+                <w:sz w:val="24"/>
+              </w:rPr>
+              <w:t xml:space="preserve"> – Seoul, Korea</w:t>
             </w:r>
             <w:r>
               <w:rPr>
@@ -4405,6 +4418,9 @@
       <w:headerReference w:type="default" r:id="rId8"/>
       <w:footerReference w:type="even" r:id="rId9"/>
       <w:footerReference w:type="default" r:id="rId10"/>
+      <w:headerReference w:type="first" r:id="rId13"/>
+      <w:footerReference w:type="first" r:id="rId14"/>
+      <w:headerReference w:type="even" r:id="rId15"/>
       <w:pgSz w:w="11906" w:h="16838"/>
       <w:pgMar w:top="1276" w:right="1134" w:bottom="1418" w:left="1134" w:header="709" w:footer="709" w:gutter="0"/>
       <w:cols w:space="708"/>
@@ -4555,6 +4571,16 @@
     <w:pPr>
       <w:pStyle w:val="a9"/>
       <w:ind w:right="360"/>
+    </w:pPr>
+  </w:p>
+</w:ftr>
+</file>
+
+<file path=word/footer3.xml><?xml version="1.0" encoding="utf-8"?>
+<w:ftr xmlns:m="http://schemas.openxmlformats.org/officeDocument/2006/math" xmlns:mc="http://schemas.openxmlformats.org/markup-compatibility/2006" xmlns:mo="http://schemas.microsoft.com/office/mac/office/2008/main" xmlns:mv="urn:schemas-microsoft-com:mac:vml" xmlns:o="urn:schemas-microsoft-com:office:office" xmlns:r="http://schemas.openxmlformats.org/officeDocument/2006/relationships" xmlns:v="urn:schemas-microsoft-com:vml" xmlns:w10="urn:schemas-microsoft-com:office:word" xmlns:w14="http://schemas.microsoft.com/office/word/2010/wordml" xmlns:w="http://schemas.openxmlformats.org/wordprocessingml/2006/main" xmlns:wne="http://schemas.microsoft.com/office/word/2006/wordml" xmlns:wp14="http://schemas.microsoft.com/office/word/2010/wordprocessingDrawing" xmlns:wp="http://schemas.openxmlformats.org/drawingml/2006/wordprocessingDrawing" xmlns:wpc="http://schemas.microsoft.com/office/word/2010/wordprocessingCanvas" xmlns:wpg="http://schemas.microsoft.com/office/word/2010/wordprocessingGroup" xmlns:wpi="http://schemas.microsoft.com/office/word/2010/wordprocessingInk" xmlns:wps="http://schemas.microsoft.com/office/word/2010/wordprocessingShape" mc:Ignorable="w14 wp14">
+  <w:p>
+    <w:pPr>
+      <w:pStyle w:val="Footer"/>
     </w:pPr>
   </w:p>
 </w:ftr>
@@ -4751,6 +4777,26 @@
         <w:rFonts w:ascii="Times New Roman" w:hAnsi="Times New Roman"/>
         <w:sz w:val="24"/>
       </w:rPr>
+    </w:pPr>
+  </w:p>
+</w:hdr>
+</file>
+
+<file path=word/header2.xml><?xml version="1.0" encoding="utf-8"?>
+<w:hdr xmlns:m="http://schemas.openxmlformats.org/officeDocument/2006/math" xmlns:mc="http://schemas.openxmlformats.org/markup-compatibility/2006" xmlns:mo="http://schemas.microsoft.com/office/mac/office/2008/main" xmlns:mv="urn:schemas-microsoft-com:mac:vml" xmlns:o="urn:schemas-microsoft-com:office:office" xmlns:r="http://schemas.openxmlformats.org/officeDocument/2006/relationships" xmlns:v="urn:schemas-microsoft-com:vml" xmlns:w10="urn:schemas-microsoft-com:office:word" xmlns:w14="http://schemas.microsoft.com/office/word/2010/wordml" xmlns:w="http://schemas.openxmlformats.org/wordprocessingml/2006/main" xmlns:wne="http://schemas.microsoft.com/office/word/2006/wordml" xmlns:wp14="http://schemas.microsoft.com/office/word/2010/wordprocessingDrawing" xmlns:wp="http://schemas.openxmlformats.org/drawingml/2006/wordprocessingDrawing" xmlns:wpc="http://schemas.microsoft.com/office/word/2010/wordprocessingCanvas" xmlns:wpg="http://schemas.microsoft.com/office/word/2010/wordprocessingGroup" xmlns:wpi="http://schemas.microsoft.com/office/word/2010/wordprocessingInk" xmlns:wps="http://schemas.microsoft.com/office/word/2010/wordprocessingShape" mc:Ignorable="w14 wp14">
+  <w:p>
+    <w:pPr>
+      <w:pStyle w:val="Header"/>
+    </w:pPr>
+  </w:p>
+</w:hdr>
+</file>
+
+<file path=word/header3.xml><?xml version="1.0" encoding="utf-8"?>
+<w:hdr xmlns:m="http://schemas.openxmlformats.org/officeDocument/2006/math" xmlns:mc="http://schemas.openxmlformats.org/markup-compatibility/2006" xmlns:mo="http://schemas.microsoft.com/office/mac/office/2008/main" xmlns:mv="urn:schemas-microsoft-com:mac:vml" xmlns:o="urn:schemas-microsoft-com:office:office" xmlns:r="http://schemas.openxmlformats.org/officeDocument/2006/relationships" xmlns:v="urn:schemas-microsoft-com:vml" xmlns:w10="urn:schemas-microsoft-com:office:word" xmlns:w14="http://schemas.microsoft.com/office/word/2010/wordml" xmlns:w="http://schemas.openxmlformats.org/wordprocessingml/2006/main" xmlns:wne="http://schemas.microsoft.com/office/word/2006/wordml" xmlns:wp14="http://schemas.microsoft.com/office/word/2010/wordprocessingDrawing" xmlns:wp="http://schemas.openxmlformats.org/drawingml/2006/wordprocessingDrawing" xmlns:wpc="http://schemas.microsoft.com/office/word/2010/wordprocessingCanvas" xmlns:wpg="http://schemas.microsoft.com/office/word/2010/wordprocessingGroup" xmlns:wpi="http://schemas.microsoft.com/office/word/2010/wordprocessingInk" xmlns:wps="http://schemas.microsoft.com/office/word/2010/wordprocessingShape" mc:Ignorable="w14 wp14">
+  <w:p>
+    <w:pPr>
+      <w:pStyle w:val="Header"/>
     </w:pPr>
   </w:p>
 </w:hdr>

--- a/Faurecia_Korea_2026_GAI_Appendix_A_Component_Auditors_Confirmations_IN04.docx
+++ b/Faurecia_Korea_2026_GAI_Appendix_A_Component_Auditors_Confirmations_IN04.docx
@@ -3590,23 +3590,6 @@
       <w:r>
         <w:rPr>
           <w:sz w:val="24"/>
-          <w:highlight w:val="yellow"/>
-        </w:rPr>
-        <w:t xml:space="preserve">Under ISA 600 (Revised) the Group engagement team determines and communicates a Component performance materiality and a threshold for clearly trivial misstatements, rather than a separate component materiality. The amounts applicable to your work are disclosed in section D.3 of the Group Audit Instructions (Component performance materiality: KRW 2,838,000,000; threshold for clearly trivial misstatements: KRW 269,000,000) and must be used in the work on the reporting package requested.</w:t>
-      </w:r>
-    </w:p>
-    <w:p>
-      <w:pPr>
-        <w:pStyle w:val="KNormal"/>
-        <w:shd w:val="clear" w:color="auto" w:fill="FFFFFF"/>
-        <w:spacing w:after="120"/>
-        <w:rPr>
-          <w:sz w:val="24"/>
-        </w:rPr>
-      </w:pPr>
-      <w:r>
-        <w:rPr>
-          <w:sz w:val="24"/>
         </w:rPr>
         <w:t xml:space="preserve">For </w:t>
       </w:r>
@@ -3783,7 +3766,14 @@
           <w:sz w:val="24"/>
           <w:highlight w:val="yellow"/>
         </w:rPr>
-        <w:t xml:space="preserve">We have determined a Component performance materiality which is disclosed in section D.3 of the Group Audit Instructions</w:t>
+        <w:t xml:space="preserve">We have determined a Component performance materiality which is </w:t>
+      </w:r>
+      <w:r>
+        <w:rPr>
+          <w:sz w:val="24"/>
+          <w:highlight w:val="yellow"/>
+        </w:rPr>
+        <w:t xml:space="preserve">disclosed in section D.3 of the Group Audit Instructions (KRW 2,838,000,000)</w:t>
       </w:r>
       <w:r>
         <w:rPr>
